--- a/Docs/ооо.docx
+++ b/Docs/ооо.docx
@@ -189,7 +189,7 @@
       </w:r>
       <w:r>
         <w:rPr>
-          <w:rStyle w:val="Style12"/>
+          <w:rStyle w:val="user"/>
           <w:rFonts w:ascii="Times New Roman" w:hAnsi="Times New Roman"/>
           <w:b w:val="false"/>
           <w:i w:val="false"/>
@@ -218,7 +218,7 @@
       </w:r>
       <w:r>
         <w:rPr>
-          <w:rStyle w:val="Style12"/>
+          <w:rStyle w:val="user"/>
           <w:rFonts w:ascii="Times New Roman" w:hAnsi="Times New Roman"/>
           <w:b w:val="false"/>
           <w:i w:val="false"/>
@@ -248,33 +248,7 @@
     </w:p>
     <w:p>
       <w:pPr>
-        <w:pStyle w:val="BodyText"/>
-        <w:bidi w:val="0"/>
-        <w:spacing w:lineRule="atLeast" w:line="270"/>
-        <w:ind w:hanging="0" w:start="120" w:end="0"/>
-        <w:jc w:val="start"/>
-        <w:rPr>
-          <w:rFonts w:ascii="Times New Roman" w:hAnsi="Times New Roman"/>
-          <w:color w:val="000000"/>
-          <w:sz w:val="18"/>
-          <w:highlight w:val="none"/>
-          <w:shd w:fill="auto" w:val="clear"/>
-        </w:rPr>
-      </w:pPr>
-      <w:r>
-        <w:rPr>
-          <w:rFonts w:ascii="Times New Roman" w:hAnsi="Times New Roman"/>
-          <w:color w:val="000000"/>
-          <w:sz w:val="18"/>
-          <w:shd w:fill="auto" w:val="clear"/>
-        </w:rPr>
-        <w:t>csharp</w:t>
-      </w:r>
-    </w:p>
-    <w:p>
-      <w:pPr>
-        <w:pStyle w:val="Style15"/>
-        <w:pBdr/>
+        <w:pStyle w:val="user3"/>
         <w:bidi w:val="0"/>
         <w:spacing w:lineRule="atLeast" w:line="330" w:before="0" w:after="0"/>
         <w:ind w:hanging="0" w:start="0" w:end="0"/>
@@ -331,7 +305,7 @@
       </w:r>
       <w:r>
         <w:rPr>
-          <w:rStyle w:val="Style12"/>
+          <w:rStyle w:val="user"/>
           <w:rFonts w:ascii="Times New Roman" w:hAnsi="Times New Roman"/>
           <w:b w:val="false"/>
           <w:i w:val="false"/>
@@ -360,7 +334,7 @@
       </w:r>
       <w:r>
         <w:rPr>
-          <w:rStyle w:val="Style12"/>
+          <w:rStyle w:val="user"/>
           <w:rFonts w:ascii="Times New Roman" w:hAnsi="Times New Roman"/>
           <w:b w:val="false"/>
           <w:i w:val="false"/>
@@ -389,7 +363,7 @@
       </w:r>
       <w:r>
         <w:rPr>
-          <w:rStyle w:val="Style12"/>
+          <w:rStyle w:val="user"/>
           <w:rFonts w:ascii="Times New Roman" w:hAnsi="Times New Roman"/>
           <w:b w:val="false"/>
           <w:i w:val="false"/>
@@ -459,33 +433,7 @@
     </w:p>
     <w:p>
       <w:pPr>
-        <w:pStyle w:val="BodyText"/>
-        <w:bidi w:val="0"/>
-        <w:spacing w:lineRule="atLeast" w:line="270"/>
-        <w:ind w:hanging="0" w:start="120" w:end="0"/>
-        <w:jc w:val="start"/>
-        <w:rPr>
-          <w:rFonts w:ascii="Times New Roman" w:hAnsi="Times New Roman"/>
-          <w:color w:val="000000"/>
-          <w:sz w:val="18"/>
-          <w:highlight w:val="none"/>
-          <w:shd w:fill="auto" w:val="clear"/>
-        </w:rPr>
-      </w:pPr>
-      <w:r>
-        <w:rPr>
-          <w:rFonts w:ascii="Times New Roman" w:hAnsi="Times New Roman"/>
-          <w:color w:val="000000"/>
-          <w:sz w:val="18"/>
-          <w:shd w:fill="auto" w:val="clear"/>
-        </w:rPr>
-        <w:t>csharp</w:t>
-      </w:r>
-    </w:p>
-    <w:p>
-      <w:pPr>
-        <w:pStyle w:val="Style15"/>
-        <w:pBdr/>
+        <w:pStyle w:val="user3"/>
         <w:bidi w:val="0"/>
         <w:spacing w:lineRule="atLeast" w:line="330" w:before="0" w:after="0"/>
         <w:ind w:hanging="0" w:start="0" w:end="0"/>
@@ -558,26 +506,6 @@
     </w:p>
     <w:p>
       <w:pPr>
-        <w:pStyle w:val="Style16"/>
-        <w:bidi w:val="0"/>
-        <w:jc w:val="start"/>
-        <w:rPr>
-          <w:rFonts w:ascii="Times New Roman" w:hAnsi="Times New Roman"/>
-          <w:color w:val="000000"/>
-          <w:highlight w:val="none"/>
-          <w:shd w:fill="auto" w:val="clear"/>
-        </w:rPr>
-      </w:pPr>
-      <w:r>
-        <w:rPr>
-          <w:rFonts w:ascii="Times New Roman" w:hAnsi="Times New Roman"/>
-          <w:color w:val="000000"/>
-          <w:shd w:fill="auto" w:val="clear"/>
-        </w:rPr>
-      </w:r>
-    </w:p>
-    <w:p>
-      <w:pPr>
         <w:pStyle w:val="Heading3"/>
         <w:widowControl/>
         <w:bidi w:val="0"/>
@@ -693,7 +621,7 @@
       </w:r>
       <w:r>
         <w:rPr>
-          <w:rStyle w:val="Style12"/>
+          <w:rStyle w:val="user"/>
           <w:rFonts w:ascii="Times New Roman" w:hAnsi="Times New Roman"/>
           <w:b w:val="false"/>
           <w:i w:val="false"/>
@@ -722,7 +650,7 @@
       </w:r>
       <w:r>
         <w:rPr>
-          <w:rStyle w:val="Style12"/>
+          <w:rStyle w:val="user"/>
           <w:rFonts w:ascii="Times New Roman" w:hAnsi="Times New Roman"/>
           <w:b w:val="false"/>
           <w:i w:val="false"/>
@@ -751,7 +679,7 @@
       </w:r>
       <w:r>
         <w:rPr>
-          <w:rStyle w:val="Style12"/>
+          <w:rStyle w:val="user"/>
           <w:rFonts w:ascii="Times New Roman" w:hAnsi="Times New Roman"/>
           <w:b w:val="false"/>
           <w:i w:val="false"/>
@@ -820,7 +748,7 @@
       </w:r>
       <w:r>
         <w:rPr>
-          <w:rStyle w:val="Style12"/>
+          <w:rStyle w:val="user"/>
           <w:rFonts w:ascii="Times New Roman" w:hAnsi="Times New Roman"/>
           <w:b w:val="false"/>
           <w:i w:val="false"/>
@@ -850,33 +778,7 @@
     </w:p>
     <w:p>
       <w:pPr>
-        <w:pStyle w:val="BodyText"/>
-        <w:bidi w:val="0"/>
-        <w:spacing w:lineRule="atLeast" w:line="270"/>
-        <w:ind w:hanging="0" w:start="120" w:end="0"/>
-        <w:jc w:val="start"/>
-        <w:rPr>
-          <w:rFonts w:ascii="Times New Roman" w:hAnsi="Times New Roman"/>
-          <w:color w:val="000000"/>
-          <w:sz w:val="18"/>
-          <w:highlight w:val="none"/>
-          <w:shd w:fill="auto" w:val="clear"/>
-        </w:rPr>
-      </w:pPr>
-      <w:r>
-        <w:rPr>
-          <w:rFonts w:ascii="Times New Roman" w:hAnsi="Times New Roman"/>
-          <w:color w:val="000000"/>
-          <w:sz w:val="18"/>
-          <w:shd w:fill="auto" w:val="clear"/>
-        </w:rPr>
-        <w:t>csharp</w:t>
-      </w:r>
-    </w:p>
-    <w:p>
-      <w:pPr>
-        <w:pStyle w:val="Style15"/>
-        <w:pBdr/>
+        <w:pStyle w:val="user3"/>
         <w:bidi w:val="0"/>
         <w:spacing w:lineRule="atLeast" w:line="330" w:before="0" w:after="0"/>
         <w:ind w:hanging="0" w:start="0" w:end="0"/>
@@ -933,7 +835,7 @@
       </w:r>
       <w:r>
         <w:rPr>
-          <w:rStyle w:val="Style12"/>
+          <w:rStyle w:val="user"/>
           <w:rFonts w:ascii="Times New Roman" w:hAnsi="Times New Roman"/>
           <w:b w:val="false"/>
           <w:i w:val="false"/>
@@ -962,7 +864,7 @@
       </w:r>
       <w:r>
         <w:rPr>
-          <w:rStyle w:val="Style12"/>
+          <w:rStyle w:val="user"/>
           <w:rFonts w:ascii="Times New Roman" w:hAnsi="Times New Roman"/>
           <w:b w:val="false"/>
           <w:i w:val="false"/>
@@ -991,7 +893,7 @@
       </w:r>
       <w:r>
         <w:rPr>
-          <w:rStyle w:val="Style12"/>
+          <w:rStyle w:val="user"/>
           <w:rFonts w:ascii="Times New Roman" w:hAnsi="Times New Roman"/>
           <w:b w:val="false"/>
           <w:i w:val="false"/>
@@ -1020,7 +922,7 @@
       </w:r>
       <w:r>
         <w:rPr>
-          <w:rStyle w:val="Style12"/>
+          <w:rStyle w:val="user"/>
           <w:rFonts w:ascii="Times New Roman" w:hAnsi="Times New Roman"/>
           <w:b w:val="false"/>
           <w:i w:val="false"/>
@@ -1049,7 +951,7 @@
       </w:r>
       <w:r>
         <w:rPr>
-          <w:rStyle w:val="Style12"/>
+          <w:rStyle w:val="user"/>
           <w:rFonts w:ascii="Times New Roman" w:hAnsi="Times New Roman"/>
           <w:b w:val="false"/>
           <w:i w:val="false"/>
@@ -1119,26 +1021,6 @@
     </w:p>
     <w:p>
       <w:pPr>
-        <w:pStyle w:val="Style16"/>
-        <w:bidi w:val="0"/>
-        <w:jc w:val="start"/>
-        <w:rPr>
-          <w:rFonts w:ascii="Times New Roman" w:hAnsi="Times New Roman"/>
-          <w:color w:val="000000"/>
-          <w:highlight w:val="none"/>
-          <w:shd w:fill="auto" w:val="clear"/>
-        </w:rPr>
-      </w:pPr>
-      <w:r>
-        <w:rPr>
-          <w:rFonts w:ascii="Times New Roman" w:hAnsi="Times New Roman"/>
-          <w:color w:val="000000"/>
-          <w:shd w:fill="auto" w:val="clear"/>
-        </w:rPr>
-      </w:r>
-    </w:p>
-    <w:p>
-      <w:pPr>
         <w:pStyle w:val="Heading3"/>
         <w:widowControl/>
         <w:bidi w:val="0"/>
@@ -1214,7 +1096,7 @@
       </w:r>
       <w:r>
         <w:rPr>
-          <w:rStyle w:val="Style12"/>
+          <w:rStyle w:val="user"/>
           <w:rFonts w:ascii="Times New Roman" w:hAnsi="Times New Roman"/>
           <w:b w:val="false"/>
           <w:i w:val="false"/>
@@ -1243,7 +1125,7 @@
       </w:r>
       <w:r>
         <w:rPr>
-          <w:rStyle w:val="Style12"/>
+          <w:rStyle w:val="user"/>
           <w:rFonts w:ascii="Times New Roman" w:hAnsi="Times New Roman"/>
           <w:b w:val="false"/>
           <w:i w:val="false"/>
@@ -1272,7 +1154,7 @@
       </w:r>
       <w:r>
         <w:rPr>
-          <w:rStyle w:val="Style12"/>
+          <w:rStyle w:val="user"/>
           <w:rFonts w:ascii="Times New Roman" w:hAnsi="Times New Roman"/>
           <w:b w:val="false"/>
           <w:i w:val="false"/>
@@ -1341,7 +1223,7 @@
       </w:r>
       <w:r>
         <w:rPr>
-          <w:rStyle w:val="Style12"/>
+          <w:rStyle w:val="user"/>
           <w:rFonts w:ascii="Times New Roman" w:hAnsi="Times New Roman"/>
           <w:b w:val="false"/>
           <w:i w:val="false"/>
@@ -1370,7 +1252,7 @@
       </w:r>
       <w:r>
         <w:rPr>
-          <w:rStyle w:val="Style12"/>
+          <w:rStyle w:val="user"/>
           <w:rFonts w:ascii="Times New Roman" w:hAnsi="Times New Roman"/>
           <w:b w:val="false"/>
           <w:i w:val="false"/>
@@ -1440,33 +1322,7 @@
     </w:p>
     <w:p>
       <w:pPr>
-        <w:pStyle w:val="BodyText"/>
-        <w:bidi w:val="0"/>
-        <w:spacing w:lineRule="atLeast" w:line="270"/>
-        <w:ind w:hanging="0" w:start="120" w:end="0"/>
-        <w:jc w:val="start"/>
-        <w:rPr>
-          <w:rFonts w:ascii="Times New Roman" w:hAnsi="Times New Roman"/>
-          <w:color w:val="000000"/>
-          <w:sz w:val="18"/>
-          <w:highlight w:val="none"/>
-          <w:shd w:fill="auto" w:val="clear"/>
-        </w:rPr>
-      </w:pPr>
-      <w:r>
-        <w:rPr>
-          <w:rFonts w:ascii="Times New Roman" w:hAnsi="Times New Roman"/>
-          <w:color w:val="000000"/>
-          <w:sz w:val="18"/>
-          <w:shd w:fill="auto" w:val="clear"/>
-        </w:rPr>
-        <w:t>csharp</w:t>
-      </w:r>
-    </w:p>
-    <w:p>
-      <w:pPr>
-        <w:pStyle w:val="Style15"/>
-        <w:pBdr/>
+        <w:pStyle w:val="user3"/>
         <w:bidi w:val="0"/>
         <w:spacing w:lineRule="atLeast" w:line="330" w:before="0" w:after="0"/>
         <w:ind w:hanging="0" w:start="0" w:end="0"/>
@@ -1499,8 +1355,7 @@
     </w:p>
     <w:p>
       <w:pPr>
-        <w:pStyle w:val="Style15"/>
-        <w:pBdr/>
+        <w:pStyle w:val="user3"/>
         <w:bidi w:val="0"/>
         <w:spacing w:lineRule="atLeast" w:line="330" w:before="0" w:after="0"/>
         <w:ind w:hanging="0" w:start="0" w:end="0"/>
@@ -1533,8 +1388,7 @@
     </w:p>
     <w:p>
       <w:pPr>
-        <w:pStyle w:val="Style15"/>
-        <w:pBdr/>
+        <w:pStyle w:val="user3"/>
         <w:bidi w:val="0"/>
         <w:spacing w:lineRule="atLeast" w:line="330" w:before="0" w:after="0"/>
         <w:ind w:hanging="0" w:start="0" w:end="0"/>
@@ -1569,7 +1423,34 @@
           <w:sz w:val="20"/>
           <w:shd w:fill="auto" w:val="clear"/>
         </w:rPr>
-        <w:t>if</w:t>
+        <w:t>if (!Directory.Exists(folderpath))</w:t>
+      </w:r>
+    </w:p>
+    <w:p>
+      <w:pPr>
+        <w:pStyle w:val="user3"/>
+        <w:bidi w:val="0"/>
+        <w:spacing w:lineRule="atLeast" w:line="330" w:before="0" w:after="0"/>
+        <w:ind w:hanging="0" w:start="0" w:end="0"/>
+        <w:jc w:val="start"/>
+        <w:rPr>
+          <w:rFonts w:ascii="Times New Roman" w:hAnsi="Times New Roman"/>
+          <w:caps w:val="false"/>
+          <w:smallCaps w:val="false"/>
+          <w:color w:val="000000"/>
+          <w:highlight w:val="none"/>
+          <w:shd w:fill="auto" w:val="clear"/>
+        </w:rPr>
+      </w:pPr>
+      <w:r>
+        <w:rPr>
+          <w:rFonts w:ascii="Times New Roman" w:hAnsi="Times New Roman"/>
+          <w:caps w:val="false"/>
+          <w:smallCaps w:val="false"/>
+          <w:color w:val="000000"/>
+          <w:shd w:fill="auto" w:val="clear"/>
+        </w:rPr>
+        <w:t xml:space="preserve">        </w:t>
       </w:r>
       <w:r>
         <w:rPr>
@@ -1582,158 +1463,12 @@
           <w:sz w:val="20"/>
           <w:shd w:fill="auto" w:val="clear"/>
         </w:rPr>
-        <w:t xml:space="preserve"> </w:t>
-      </w:r>
-      <w:r>
-        <w:rPr>
-          <w:rFonts w:ascii="Times New Roman" w:hAnsi="Times New Roman"/>
-          <w:b w:val="false"/>
-          <w:i w:val="false"/>
-          <w:caps w:val="false"/>
-          <w:smallCaps w:val="false"/>
-          <w:color w:val="000000"/>
-          <w:sz w:val="20"/>
-          <w:shd w:fill="auto" w:val="clear"/>
-        </w:rPr>
-        <w:t>(!</w:t>
-      </w:r>
-      <w:r>
-        <w:rPr>
-          <w:rFonts w:ascii="Times New Roman" w:hAnsi="Times New Roman"/>
-          <w:b w:val="false"/>
-          <w:i w:val="false"/>
-          <w:caps w:val="false"/>
-          <w:smallCaps w:val="false"/>
-          <w:color w:val="000000"/>
-          <w:sz w:val="20"/>
-          <w:shd w:fill="auto" w:val="clear"/>
-        </w:rPr>
-        <w:t>Directory</w:t>
-      </w:r>
-      <w:r>
-        <w:rPr>
-          <w:rFonts w:ascii="Times New Roman" w:hAnsi="Times New Roman"/>
-          <w:b w:val="false"/>
-          <w:i w:val="false"/>
-          <w:caps w:val="false"/>
-          <w:smallCaps w:val="false"/>
-          <w:color w:val="000000"/>
-          <w:sz w:val="20"/>
-          <w:shd w:fill="auto" w:val="clear"/>
-        </w:rPr>
-        <w:t>.Exists(</w:t>
-      </w:r>
-      <w:r>
-        <w:rPr>
-          <w:rFonts w:ascii="Times New Roman" w:hAnsi="Times New Roman"/>
-          <w:b w:val="false"/>
-          <w:i w:val="false"/>
-          <w:caps w:val="false"/>
-          <w:smallCaps w:val="false"/>
-          <w:color w:val="000000"/>
-          <w:sz w:val="20"/>
-          <w:shd w:fill="auto" w:val="clear"/>
-        </w:rPr>
-        <w:t>folderpath</w:t>
-      </w:r>
-      <w:r>
-        <w:rPr>
-          <w:rFonts w:ascii="Times New Roman" w:hAnsi="Times New Roman"/>
-          <w:b w:val="false"/>
-          <w:i w:val="false"/>
-          <w:caps w:val="false"/>
-          <w:smallCaps w:val="false"/>
-          <w:color w:val="000000"/>
-          <w:sz w:val="20"/>
-          <w:shd w:fill="auto" w:val="clear"/>
-        </w:rPr>
-        <w:t>))</w:t>
-      </w:r>
-    </w:p>
-    <w:p>
-      <w:pPr>
-        <w:pStyle w:val="Style15"/>
-        <w:pBdr/>
-        <w:bidi w:val="0"/>
-        <w:spacing w:lineRule="atLeast" w:line="330" w:before="0" w:after="0"/>
-        <w:ind w:hanging="0" w:start="0" w:end="0"/>
-        <w:jc w:val="start"/>
-        <w:rPr>
-          <w:rFonts w:ascii="Times New Roman" w:hAnsi="Times New Roman"/>
-          <w:caps w:val="false"/>
-          <w:smallCaps w:val="false"/>
-          <w:color w:val="000000"/>
-          <w:highlight w:val="none"/>
-          <w:shd w:fill="auto" w:val="clear"/>
-        </w:rPr>
-      </w:pPr>
-      <w:r>
-        <w:rPr>
-          <w:rFonts w:ascii="Times New Roman" w:hAnsi="Times New Roman"/>
-          <w:caps w:val="false"/>
-          <w:smallCaps w:val="false"/>
-          <w:color w:val="000000"/>
-          <w:shd w:fill="auto" w:val="clear"/>
-        </w:rPr>
-        <w:t xml:space="preserve">        </w:t>
-      </w:r>
-      <w:r>
-        <w:rPr>
-          <w:rFonts w:ascii="Times New Roman" w:hAnsi="Times New Roman"/>
-          <w:b w:val="false"/>
-          <w:i w:val="false"/>
-          <w:caps w:val="false"/>
-          <w:smallCaps w:val="false"/>
-          <w:color w:val="000000"/>
-          <w:sz w:val="20"/>
-          <w:shd w:fill="auto" w:val="clear"/>
-        </w:rPr>
-        <w:t>Directory</w:t>
-      </w:r>
-      <w:r>
-        <w:rPr>
-          <w:rFonts w:ascii="Times New Roman" w:hAnsi="Times New Roman"/>
-          <w:b w:val="false"/>
-          <w:i w:val="false"/>
-          <w:caps w:val="false"/>
-          <w:smallCaps w:val="false"/>
-          <w:color w:val="000000"/>
-          <w:sz w:val="20"/>
-          <w:shd w:fill="auto" w:val="clear"/>
-        </w:rPr>
-        <w:t>.CreateDirectory(</w:t>
-      </w:r>
-      <w:r>
-        <w:rPr>
-          <w:rFonts w:ascii="Times New Roman" w:hAnsi="Times New Roman"/>
-          <w:b w:val="false"/>
-          <w:i w:val="false"/>
-          <w:caps w:val="false"/>
-          <w:smallCaps w:val="false"/>
-          <w:color w:val="000000"/>
-          <w:sz w:val="20"/>
-          <w:shd w:fill="auto" w:val="clear"/>
-        </w:rPr>
-        <w:t>folderpath</w:t>
-      </w:r>
-      <w:r>
-        <w:rPr>
-          <w:rFonts w:ascii="Times New Roman" w:hAnsi="Times New Roman"/>
-          <w:b w:val="false"/>
-          <w:i w:val="false"/>
-          <w:caps w:val="false"/>
-          <w:smallCaps w:val="false"/>
-          <w:color w:val="000000"/>
-          <w:sz w:val="20"/>
-          <w:shd w:fill="auto" w:val="clear"/>
-        </w:rPr>
-        <w:t>);</w:t>
-      </w:r>
-    </w:p>
-    <w:p>
-      <w:pPr>
-        <w:pStyle w:val="Style15"/>
-        <w:pBdr/>
+        <w:t>Directory.CreateDirectory(folderpath);</w:t>
+      </w:r>
+    </w:p>
+    <w:p>
+      <w:pPr>
+        <w:pStyle w:val="user3"/>
         <w:bidi w:val="0"/>
         <w:spacing w:lineRule="atLeast" w:line="330" w:before="0" w:after="0"/>
         <w:ind w:hanging="0" w:start="0" w:end="0"/>
@@ -1790,7 +1525,7 @@
       </w:r>
       <w:r>
         <w:rPr>
-          <w:rStyle w:val="Style12"/>
+          <w:rStyle w:val="user"/>
           <w:rFonts w:ascii="Times New Roman" w:hAnsi="Times New Roman"/>
           <w:b w:val="false"/>
           <w:i w:val="false"/>
@@ -1885,6 +1620,7 @@
       <w:pgNumType w:fmt="decimal"/>
       <w:formProt w:val="false"/>
       <w:textDirection w:val="lrTb"/>
+      <w:docGrid w:type="default" w:linePitch="100" w:charSpace="0"/>
     </w:sectPr>
   </w:body>
 </w:document>
@@ -1904,7 +1640,6 @@
     </w:rPrDefault>
     <w:pPrDefault>
       <w:pPr>
-        <w:widowControl/>
         <w:suppressAutoHyphens w:val="true"/>
       </w:pPr>
     </w:pPrDefault>
@@ -1914,7 +1649,10 @@
     <w:qFormat/>
     <w:pPr>
       <w:widowControl/>
+      <w:suppressAutoHyphens w:val="true"/>
       <w:bidi w:val="0"/>
+      <w:spacing w:before="0" w:after="0"/>
+      <w:jc w:val="start"/>
     </w:pPr>
     <w:rPr>
       <w:rFonts w:ascii="Liberation Serif" w:hAnsi="Liberation Serif" w:eastAsia="NSimSun" w:cs="Arial"/>
@@ -1927,7 +1665,7 @@
   </w:style>
   <w:style w:type="paragraph" w:styleId="Heading2">
     <w:name w:val="heading 2"/>
-    <w:basedOn w:val="Style13"/>
+    <w:basedOn w:val="user1"/>
     <w:next w:val="BodyText"/>
     <w:qFormat/>
     <w:pPr>
@@ -1944,7 +1682,7 @@
   </w:style>
   <w:style w:type="paragraph" w:styleId="Heading3">
     <w:name w:val="heading 3"/>
-    <w:basedOn w:val="Style13"/>
+    <w:basedOn w:val="user1"/>
     <w:next w:val="BodyText"/>
     <w:qFormat/>
     <w:pPr>
@@ -1967,14 +1705,14 @@
       <w:bCs/>
     </w:rPr>
   </w:style>
-  <w:style w:type="character" w:styleId="Style12">
-    <w:name w:val="Исходный текст"/>
+  <w:style w:type="character" w:styleId="user">
+    <w:name w:val="Исходный текст (user)"/>
     <w:qFormat/>
     <w:rPr>
       <w:rFonts w:ascii="Liberation Mono" w:hAnsi="Liberation Mono" w:eastAsia="NSimSun" w:cs="Liberation Mono"/>
     </w:rPr>
   </w:style>
-  <w:style w:type="paragraph" w:styleId="Style13">
+  <w:style w:type="paragraph" w:styleId="Style12">
     <w:name w:val="Заголовок"/>
     <w:basedOn w:val="Normal"/>
     <w:next w:val="BodyText"/>
@@ -2021,7 +1759,7 @@
       <w:szCs w:val="24"/>
     </w:rPr>
   </w:style>
-  <w:style w:type="paragraph" w:styleId="Style14">
+  <w:style w:type="paragraph" w:styleId="Style13">
     <w:name w:val="Указатель"/>
     <w:basedOn w:val="Normal"/>
     <w:qFormat/>
@@ -2032,8 +1770,34 @@
       <w:rFonts w:cs="Arial"/>
     </w:rPr>
   </w:style>
-  <w:style w:type="paragraph" w:styleId="Style15">
-    <w:name w:val="Текст в заданном формате"/>
+  <w:style w:type="paragraph" w:styleId="user1">
+    <w:name w:val="Заголовок (user)"/>
+    <w:basedOn w:val="Normal"/>
+    <w:next w:val="BodyText"/>
+    <w:qFormat/>
+    <w:pPr>
+      <w:keepNext w:val="true"/>
+      <w:spacing w:before="240" w:after="120"/>
+    </w:pPr>
+    <w:rPr>
+      <w:rFonts w:ascii="Liberation Sans" w:hAnsi="Liberation Sans" w:eastAsia="Microsoft YaHei" w:cs="Arial"/>
+      <w:sz w:val="28"/>
+      <w:szCs w:val="28"/>
+    </w:rPr>
+  </w:style>
+  <w:style w:type="paragraph" w:styleId="user2">
+    <w:name w:val="Указатель (user)"/>
+    <w:basedOn w:val="Normal"/>
+    <w:qFormat/>
+    <w:pPr>
+      <w:suppressLineNumbers/>
+    </w:pPr>
+    <w:rPr>
+      <w:rFonts w:cs="Arial"/>
+    </w:rPr>
+  </w:style>
+  <w:style w:type="paragraph" w:styleId="user3">
+    <w:name w:val="Текст в заданном формате (user)"/>
     <w:basedOn w:val="Normal"/>
     <w:qFormat/>
     <w:pPr>
@@ -2045,8 +1809,8 @@
       <w:szCs w:val="20"/>
     </w:rPr>
   </w:style>
-  <w:style w:type="paragraph" w:styleId="Style16">
-    <w:name w:val="Горизонтальная линия"/>
+  <w:style w:type="paragraph" w:styleId="user4">
+    <w:name w:val="Горизонтальная линия (user)"/>
     <w:basedOn w:val="Normal"/>
     <w:next w:val="BodyText"/>
     <w:qFormat/>
